--- a/semana-13-biblioteca-Api/semana-13-biblioteca-api/evidencias/evidencias.docx
+++ b/semana-13-biblioteca-Api/semana-13-biblioteca-api/evidencias/evidencias.docx
@@ -66,7 +66,7 @@
                     </pic:cNvPicPr>
                   </pic:nvPicPr>
                   <pic:blipFill>
-                    <a:blip r:embed="rId4">
+                    <a:blip r:embed="rId6">
                       <a:extLst>
                         <a:ext uri="{28A0092B-C50C-407E-A947-70E740481C1C}">
                           <a14:useLocalDpi xmlns:a14="http://schemas.microsoft.com/office/drawing/2010/main" val="0"/>
@@ -177,13 +177,7 @@
         <w:jc w:val="center"/>
       </w:pPr>
       <w:r>
-        <w:t xml:space="preserve">Guatemala </w:t>
-      </w:r>
-      <w:r>
-        <w:t>20</w:t>
-      </w:r>
-      <w:r>
-        <w:t xml:space="preserve"> de octubre del 2026</w:t>
+        <w:t>Guatemala 20 de octubre del 2026</w:t>
       </w:r>
     </w:p>
     <w:p>
@@ -195,104 +189,14 @@
     <w:p/>
     <w:p>
       <w:r>
+        <w:rPr>
+          <w:noProof/>
+        </w:rPr>
         <w:drawing>
           <wp:inline distT="0" distB="0" distL="0" distR="0" wp14:anchorId="76A04CD1" wp14:editId="7BD08197">
             <wp:extent cx="5612130" cy="2712720"/>
             <wp:effectExtent l="0" t="0" r="7620" b="0"/>
             <wp:docPr id="19" name="Imagen 19"/>
-            <wp:cNvGraphicFramePr>
-              <a:graphicFrameLocks xmlns:a="http://schemas.openxmlformats.org/drawingml/2006/main" noChangeAspect="1"/>
-            </wp:cNvGraphicFramePr>
-            <a:graphic xmlns:a="http://schemas.openxmlformats.org/drawingml/2006/main">
-              <a:graphicData uri="http://schemas.openxmlformats.org/drawingml/2006/picture">
-                <pic:pic xmlns:pic="http://schemas.openxmlformats.org/drawingml/2006/picture">
-                  <pic:nvPicPr>
-                    <pic:cNvPr id="1" name=""/>
-                    <pic:cNvPicPr/>
-                  </pic:nvPicPr>
-                  <pic:blipFill>
-                    <a:blip r:embed="rId5"/>
-                    <a:stretch>
-                      <a:fillRect/>
-                    </a:stretch>
-                  </pic:blipFill>
-                  <pic:spPr>
-                    <a:xfrm>
-                      <a:off x="0" y="0"/>
-                      <a:ext cx="5612130" cy="2712720"/>
-                    </a:xfrm>
-                    <a:prstGeom prst="rect">
-                      <a:avLst/>
-                    </a:prstGeom>
-                  </pic:spPr>
-                </pic:pic>
-              </a:graphicData>
-            </a:graphic>
-          </wp:inline>
-        </w:drawing>
-      </w:r>
-    </w:p>
-    <w:p/>
-    <w:p>
-      <w:r>
-        <w:t>c</w:t>
-      </w:r>
-      <w:r>
-        <w:t>aptura de la estructura de paquetes.</w:t>
-      </w:r>
-    </w:p>
-    <w:p>
-      <w:r>
-        <w:drawing>
-          <wp:inline distT="0" distB="0" distL="0" distR="0" wp14:anchorId="6908C3A8" wp14:editId="0A2C0047">
-            <wp:extent cx="5532120" cy="3935730"/>
-            <wp:effectExtent l="0" t="0" r="0" b="7620"/>
-            <wp:docPr id="21" name="Imagen 21"/>
-            <wp:cNvGraphicFramePr>
-              <a:graphicFrameLocks xmlns:a="http://schemas.openxmlformats.org/drawingml/2006/main" noChangeAspect="1"/>
-            </wp:cNvGraphicFramePr>
-            <a:graphic xmlns:a="http://schemas.openxmlformats.org/drawingml/2006/main">
-              <a:graphicData uri="http://schemas.openxmlformats.org/drawingml/2006/picture">
-                <pic:pic xmlns:pic="http://schemas.openxmlformats.org/drawingml/2006/picture">
-                  <pic:nvPicPr>
-                    <pic:cNvPr id="1" name=""/>
-                    <pic:cNvPicPr/>
-                  </pic:nvPicPr>
-                  <pic:blipFill>
-                    <a:blip r:embed="rId6"/>
-                    <a:stretch>
-                      <a:fillRect/>
-                    </a:stretch>
-                  </pic:blipFill>
-                  <pic:spPr>
-                    <a:xfrm>
-                      <a:off x="0" y="0"/>
-                      <a:ext cx="5532892" cy="3936279"/>
-                    </a:xfrm>
-                    <a:prstGeom prst="rect">
-                      <a:avLst/>
-                    </a:prstGeom>
-                  </pic:spPr>
-                </pic:pic>
-              </a:graphicData>
-            </a:graphic>
-          </wp:inline>
-        </w:drawing>
-      </w:r>
-    </w:p>
-    <w:p>
-      <w:r>
-        <w:lastRenderedPageBreak/>
-        <w:t>Captura de la entidad Libro</w:t>
-      </w:r>
-    </w:p>
-    <w:p>
-      <w:r>
-        <w:drawing>
-          <wp:inline distT="0" distB="0" distL="0" distR="0" wp14:anchorId="7BB827BB" wp14:editId="50F9EA90">
-            <wp:extent cx="6126480" cy="2758440"/>
-            <wp:effectExtent l="0" t="0" r="7620" b="3810"/>
-            <wp:docPr id="22" name="Imagen 22"/>
             <wp:cNvGraphicFramePr>
               <a:graphicFrameLocks xmlns:a="http://schemas.openxmlformats.org/drawingml/2006/main" noChangeAspect="1"/>
             </wp:cNvGraphicFramePr>
@@ -312,7 +216,7 @@
                   <pic:spPr>
                     <a:xfrm>
                       <a:off x="0" y="0"/>
-                      <a:ext cx="6126480" cy="2758440"/>
+                      <a:ext cx="5612130" cy="2712720"/>
                     </a:xfrm>
                     <a:prstGeom prst="rect">
                       <a:avLst/>
@@ -325,13 +229,25 @@
         </w:drawing>
       </w:r>
     </w:p>
-    <w:p>
-      <w:r>
+    <w:p/>
+    <w:p>
+      <w:r>
+        <w:t>c</w:t>
+      </w:r>
+      <w:r>
+        <w:t>aptura de la estructura de paquetes.</w:t>
+      </w:r>
+    </w:p>
+    <w:p>
+      <w:r>
+        <w:rPr>
+          <w:noProof/>
+        </w:rPr>
         <w:drawing>
-          <wp:inline distT="0" distB="0" distL="0" distR="0" wp14:anchorId="2F23A80B" wp14:editId="261FBC9C">
-            <wp:extent cx="6172200" cy="2057400"/>
-            <wp:effectExtent l="0" t="0" r="0" b="0"/>
-            <wp:docPr id="23" name="Imagen 23"/>
+          <wp:inline distT="0" distB="0" distL="0" distR="0" wp14:anchorId="6908C3A8" wp14:editId="0A2C0047">
+            <wp:extent cx="5532120" cy="3935730"/>
+            <wp:effectExtent l="0" t="0" r="0" b="7620"/>
+            <wp:docPr id="21" name="Imagen 21"/>
             <wp:cNvGraphicFramePr>
               <a:graphicFrameLocks xmlns:a="http://schemas.openxmlformats.org/drawingml/2006/main" noChangeAspect="1"/>
             </wp:cNvGraphicFramePr>
@@ -351,7 +267,7 @@
                   <pic:spPr>
                     <a:xfrm>
                       <a:off x="0" y="0"/>
-                      <a:ext cx="6172200" cy="2057400"/>
+                      <a:ext cx="5532892" cy="3936279"/>
                     </a:xfrm>
                     <a:prstGeom prst="rect">
                       <a:avLst/>
@@ -366,11 +282,20 @@
     </w:p>
     <w:p>
       <w:r>
+        <w:lastRenderedPageBreak/>
+        <w:t>Captura de la entidad Libro</w:t>
+      </w:r>
+    </w:p>
+    <w:p>
+      <w:r>
+        <w:rPr>
+          <w:noProof/>
+        </w:rPr>
         <w:drawing>
-          <wp:inline distT="0" distB="0" distL="0" distR="0" wp14:anchorId="5777D91E" wp14:editId="7A333A78">
-            <wp:extent cx="6156960" cy="2667000"/>
-            <wp:effectExtent l="0" t="0" r="0" b="0"/>
-            <wp:docPr id="24" name="Imagen 24"/>
+          <wp:inline distT="0" distB="0" distL="0" distR="0" wp14:anchorId="7BB827BB" wp14:editId="50F9EA90">
+            <wp:extent cx="6126480" cy="2758440"/>
+            <wp:effectExtent l="0" t="0" r="7620" b="3810"/>
+            <wp:docPr id="22" name="Imagen 22"/>
             <wp:cNvGraphicFramePr>
               <a:graphicFrameLocks xmlns:a="http://schemas.openxmlformats.org/drawingml/2006/main" noChangeAspect="1"/>
             </wp:cNvGraphicFramePr>
@@ -390,7 +315,7 @@
                   <pic:spPr>
                     <a:xfrm>
                       <a:off x="0" y="0"/>
-                      <a:ext cx="6156960" cy="2667000"/>
+                      <a:ext cx="6126480" cy="2758440"/>
                     </a:xfrm>
                     <a:prstGeom prst="rect">
                       <a:avLst/>
@@ -405,23 +330,14 @@
     </w:p>
     <w:p>
       <w:r>
-        <w:lastRenderedPageBreak/>
-        <w:t>Captura de Libro</w:t>
-      </w:r>
-      <w:r>
-        <w:t xml:space="preserve"> </w:t>
-      </w:r>
-      <w:r>
-        <w:t>Repository</w:t>
-      </w:r>
-    </w:p>
-    <w:p>
-      <w:r>
+        <w:rPr>
+          <w:noProof/>
+        </w:rPr>
         <w:drawing>
-          <wp:inline distT="0" distB="0" distL="0" distR="0" wp14:anchorId="0947EDAD" wp14:editId="151D9F38">
-            <wp:extent cx="5958840" cy="2727960"/>
-            <wp:effectExtent l="0" t="0" r="3810" b="0"/>
-            <wp:docPr id="25" name="Imagen 25"/>
+          <wp:inline distT="0" distB="0" distL="0" distR="0" wp14:anchorId="2F23A80B" wp14:editId="261FBC9C">
+            <wp:extent cx="6172200" cy="2057400"/>
+            <wp:effectExtent l="0" t="0" r="0" b="0"/>
+            <wp:docPr id="23" name="Imagen 23"/>
             <wp:cNvGraphicFramePr>
               <a:graphicFrameLocks xmlns:a="http://schemas.openxmlformats.org/drawingml/2006/main" noChangeAspect="1"/>
             </wp:cNvGraphicFramePr>
@@ -441,7 +357,7 @@
                   <pic:spPr>
                     <a:xfrm>
                       <a:off x="0" y="0"/>
-                      <a:ext cx="5958840" cy="2727960"/>
+                      <a:ext cx="6172200" cy="2057400"/>
                     </a:xfrm>
                     <a:prstGeom prst="rect">
                       <a:avLst/>
@@ -456,16 +372,14 @@
     </w:p>
     <w:p>
       <w:r>
-        <w:t>Captura de los endpoints del controlador.</w:t>
-      </w:r>
-    </w:p>
-    <w:p>
-      <w:r>
+        <w:rPr>
+          <w:noProof/>
+        </w:rPr>
         <w:drawing>
-          <wp:inline distT="0" distB="0" distL="0" distR="0" wp14:anchorId="1C0BA440" wp14:editId="280015F1">
-            <wp:extent cx="5836920" cy="3169920"/>
+          <wp:inline distT="0" distB="0" distL="0" distR="0" wp14:anchorId="5777D91E" wp14:editId="7A333A78">
+            <wp:extent cx="6156960" cy="2667000"/>
             <wp:effectExtent l="0" t="0" r="0" b="0"/>
-            <wp:docPr id="27" name="Imagen 27"/>
+            <wp:docPr id="24" name="Imagen 24"/>
             <wp:cNvGraphicFramePr>
               <a:graphicFrameLocks xmlns:a="http://schemas.openxmlformats.org/drawingml/2006/main" noChangeAspect="1"/>
             </wp:cNvGraphicFramePr>
@@ -485,7 +399,7 @@
                   <pic:spPr>
                     <a:xfrm>
                       <a:off x="0" y="0"/>
-                      <a:ext cx="5836920" cy="3169920"/>
+                      <a:ext cx="6156960" cy="2667000"/>
                     </a:xfrm>
                     <a:prstGeom prst="rect">
                       <a:avLst/>
@@ -498,24 +412,28 @@
         </w:drawing>
       </w:r>
     </w:p>
-    <w:p/>
-    <w:p/>
-    <w:p/>
-    <w:p/>
-    <w:p/>
     <w:p>
       <w:r>
         <w:lastRenderedPageBreak/>
-        <w:t>Evidencia de cada prueba obligatoria</w:t>
-      </w:r>
-    </w:p>
-    <w:p>
-      <w:r>
+        <w:t>Captura de Libro</w:t>
+      </w:r>
+      <w:r>
+        <w:t xml:space="preserve"> </w:t>
+      </w:r>
+      <w:r>
+        <w:t>Repository</w:t>
+      </w:r>
+    </w:p>
+    <w:p>
+      <w:r>
+        <w:rPr>
+          <w:noProof/>
+        </w:rPr>
         <w:drawing>
-          <wp:inline distT="0" distB="0" distL="0" distR="0" wp14:anchorId="58AC99BA" wp14:editId="393908B4">
-            <wp:extent cx="5612130" cy="3156585"/>
-            <wp:effectExtent l="0" t="0" r="7620" b="5715"/>
-            <wp:docPr id="1" name="Imagen 1"/>
+          <wp:inline distT="0" distB="0" distL="0" distR="0" wp14:anchorId="0947EDAD" wp14:editId="151D9F38">
+            <wp:extent cx="5958840" cy="2727960"/>
+            <wp:effectExtent l="0" t="0" r="3810" b="0"/>
+            <wp:docPr id="25" name="Imagen 25"/>
             <wp:cNvGraphicFramePr>
               <a:graphicFrameLocks xmlns:a="http://schemas.openxmlformats.org/drawingml/2006/main" noChangeAspect="1"/>
             </wp:cNvGraphicFramePr>
@@ -535,7 +453,7 @@
                   <pic:spPr>
                     <a:xfrm>
                       <a:off x="0" y="0"/>
-                      <a:ext cx="5612130" cy="3156585"/>
+                      <a:ext cx="5958840" cy="2727960"/>
                     </a:xfrm>
                     <a:prstGeom prst="rect">
                       <a:avLst/>
@@ -550,11 +468,19 @@
     </w:p>
     <w:p>
       <w:r>
+        <w:t>Captura de los endpoints del controlador.</w:t>
+      </w:r>
+    </w:p>
+    <w:p>
+      <w:r>
+        <w:rPr>
+          <w:noProof/>
+        </w:rPr>
         <w:drawing>
-          <wp:inline distT="0" distB="0" distL="0" distR="0" wp14:anchorId="373F4364" wp14:editId="2E62FFE9">
-            <wp:extent cx="5612130" cy="3156585"/>
-            <wp:effectExtent l="0" t="0" r="7620" b="5715"/>
-            <wp:docPr id="2" name="Imagen 2"/>
+          <wp:inline distT="0" distB="0" distL="0" distR="0" wp14:anchorId="1C0BA440" wp14:editId="280015F1">
+            <wp:extent cx="5836920" cy="3169920"/>
+            <wp:effectExtent l="0" t="0" r="0" b="0"/>
+            <wp:docPr id="27" name="Imagen 27"/>
             <wp:cNvGraphicFramePr>
               <a:graphicFrameLocks xmlns:a="http://schemas.openxmlformats.org/drawingml/2006/main" noChangeAspect="1"/>
             </wp:cNvGraphicFramePr>
@@ -574,7 +500,7 @@
                   <pic:spPr>
                     <a:xfrm>
                       <a:off x="0" y="0"/>
-                      <a:ext cx="5612130" cy="3156585"/>
+                      <a:ext cx="5836920" cy="3169920"/>
                     </a:xfrm>
                     <a:prstGeom prst="rect">
                       <a:avLst/>
@@ -587,14 +513,27 @@
         </w:drawing>
       </w:r>
     </w:p>
+    <w:p/>
+    <w:p/>
+    <w:p/>
+    <w:p/>
+    <w:p/>
     <w:p>
       <w:r>
         <w:lastRenderedPageBreak/>
+        <w:t>Evidencia de cada prueba obligatoria</w:t>
+      </w:r>
+    </w:p>
+    <w:p>
+      <w:r>
+        <w:rPr>
+          <w:noProof/>
+        </w:rPr>
         <w:drawing>
-          <wp:inline distT="0" distB="0" distL="0" distR="0" wp14:anchorId="675FB472" wp14:editId="45BD8055">
+          <wp:inline distT="0" distB="0" distL="0" distR="0" wp14:anchorId="58AC99BA" wp14:editId="393908B4">
             <wp:extent cx="5612130" cy="3156585"/>
             <wp:effectExtent l="0" t="0" r="7620" b="5715"/>
-            <wp:docPr id="3" name="Imagen 3"/>
+            <wp:docPr id="1" name="Imagen 1"/>
             <wp:cNvGraphicFramePr>
               <a:graphicFrameLocks xmlns:a="http://schemas.openxmlformats.org/drawingml/2006/main" noChangeAspect="1"/>
             </wp:cNvGraphicFramePr>
@@ -629,11 +568,14 @@
     </w:p>
     <w:p>
       <w:r>
+        <w:rPr>
+          <w:noProof/>
+        </w:rPr>
         <w:drawing>
-          <wp:inline distT="0" distB="0" distL="0" distR="0" wp14:anchorId="6EECA80E" wp14:editId="75F56CA0">
+          <wp:inline distT="0" distB="0" distL="0" distR="0" wp14:anchorId="373F4364" wp14:editId="2E62FFE9">
             <wp:extent cx="5612130" cy="3156585"/>
             <wp:effectExtent l="0" t="0" r="7620" b="5715"/>
-            <wp:docPr id="4" name="Imagen 4"/>
+            <wp:docPr id="2" name="Imagen 2"/>
             <wp:cNvGraphicFramePr>
               <a:graphicFrameLocks xmlns:a="http://schemas.openxmlformats.org/drawingml/2006/main" noChangeAspect="1"/>
             </wp:cNvGraphicFramePr>
@@ -666,15 +608,17 @@
         </w:drawing>
       </w:r>
     </w:p>
-    <w:p/>
-    <w:p>
-      <w:r>
+    <w:p>
+      <w:r>
+        <w:rPr>
+          <w:noProof/>
+        </w:rPr>
         <w:lastRenderedPageBreak/>
         <w:drawing>
-          <wp:inline distT="0" distB="0" distL="0" distR="0" wp14:anchorId="7E78DDCB" wp14:editId="77CB33E5">
+          <wp:inline distT="0" distB="0" distL="0" distR="0" wp14:anchorId="675FB472" wp14:editId="45BD8055">
             <wp:extent cx="5612130" cy="3156585"/>
             <wp:effectExtent l="0" t="0" r="7620" b="5715"/>
-            <wp:docPr id="5" name="Imagen 5"/>
+            <wp:docPr id="3" name="Imagen 3"/>
             <wp:cNvGraphicFramePr>
               <a:graphicFrameLocks xmlns:a="http://schemas.openxmlformats.org/drawingml/2006/main" noChangeAspect="1"/>
             </wp:cNvGraphicFramePr>
@@ -709,11 +653,14 @@
     </w:p>
     <w:p>
       <w:r>
+        <w:rPr>
+          <w:noProof/>
+        </w:rPr>
         <w:drawing>
-          <wp:inline distT="0" distB="0" distL="0" distR="0" wp14:anchorId="3E208907" wp14:editId="75B7CD2C">
+          <wp:inline distT="0" distB="0" distL="0" distR="0" wp14:anchorId="6EECA80E" wp14:editId="75F56CA0">
             <wp:extent cx="5612130" cy="3156585"/>
             <wp:effectExtent l="0" t="0" r="7620" b="5715"/>
-            <wp:docPr id="6" name="Imagen 6"/>
+            <wp:docPr id="4" name="Imagen 4"/>
             <wp:cNvGraphicFramePr>
               <a:graphicFrameLocks xmlns:a="http://schemas.openxmlformats.org/drawingml/2006/main" noChangeAspect="1"/>
             </wp:cNvGraphicFramePr>
@@ -749,12 +696,15 @@
     <w:p/>
     <w:p>
       <w:r>
+        <w:rPr>
+          <w:noProof/>
+        </w:rPr>
         <w:lastRenderedPageBreak/>
         <w:drawing>
-          <wp:inline distT="0" distB="0" distL="0" distR="0" wp14:anchorId="5E6782A1" wp14:editId="29B89AD9">
+          <wp:inline distT="0" distB="0" distL="0" distR="0" wp14:anchorId="7E78DDCB" wp14:editId="77CB33E5">
             <wp:extent cx="5612130" cy="3156585"/>
             <wp:effectExtent l="0" t="0" r="7620" b="5715"/>
-            <wp:docPr id="7" name="Imagen 7"/>
+            <wp:docPr id="5" name="Imagen 5"/>
             <wp:cNvGraphicFramePr>
               <a:graphicFrameLocks xmlns:a="http://schemas.openxmlformats.org/drawingml/2006/main" noChangeAspect="1"/>
             </wp:cNvGraphicFramePr>
@@ -787,57 +737,16 @@
         </w:drawing>
       </w:r>
     </w:p>
-    <w:p/>
-    <w:p/>
-    <w:p/>
-    <w:p/>
-    <w:p>
-      <w:r>
+    <w:p>
+      <w:r>
+        <w:rPr>
+          <w:noProof/>
+        </w:rPr>
         <w:drawing>
-          <wp:inline distT="0" distB="0" distL="0" distR="0" wp14:anchorId="5B859C7D" wp14:editId="71878856">
+          <wp:inline distT="0" distB="0" distL="0" distR="0" wp14:anchorId="3E208907" wp14:editId="75B7CD2C">
             <wp:extent cx="5612130" cy="3156585"/>
             <wp:effectExtent l="0" t="0" r="7620" b="5715"/>
-            <wp:docPr id="8" name="Imagen 8"/>
-            <wp:cNvGraphicFramePr>
-              <a:graphicFrameLocks xmlns:a="http://schemas.openxmlformats.org/drawingml/2006/main" noChangeAspect="1"/>
-            </wp:cNvGraphicFramePr>
-            <a:graphic xmlns:a="http://schemas.openxmlformats.org/drawingml/2006/main">
-              <a:graphicData uri="http://schemas.openxmlformats.org/drawingml/2006/picture">
-                <pic:pic xmlns:pic="http://schemas.openxmlformats.org/drawingml/2006/picture">
-                  <pic:nvPicPr>
-                    <pic:cNvPr id="1" name=""/>
-                    <pic:cNvPicPr/>
-                  </pic:nvPicPr>
-                  <pic:blipFill>
-                    <a:blip r:embed="rId18"/>
-                    <a:stretch>
-                      <a:fillRect/>
-                    </a:stretch>
-                  </pic:blipFill>
-                  <pic:spPr>
-                    <a:xfrm>
-                      <a:off x="0" y="0"/>
-                      <a:ext cx="5612130" cy="3156585"/>
-                    </a:xfrm>
-                    <a:prstGeom prst="rect">
-                      <a:avLst/>
-                    </a:prstGeom>
-                  </pic:spPr>
-                </pic:pic>
-              </a:graphicData>
-            </a:graphic>
-          </wp:inline>
-        </w:drawing>
-      </w:r>
-    </w:p>
-    <w:p>
-      <w:r>
-        <w:lastRenderedPageBreak/>
-        <w:drawing>
-          <wp:inline distT="0" distB="0" distL="0" distR="0" wp14:anchorId="15533C8A" wp14:editId="24668071">
-            <wp:extent cx="5612130" cy="3156585"/>
-            <wp:effectExtent l="0" t="0" r="7620" b="5715"/>
-            <wp:docPr id="9" name="Imagen 9"/>
+            <wp:docPr id="6" name="Imagen 6"/>
             <wp:cNvGraphicFramePr>
               <a:graphicFrameLocks xmlns:a="http://schemas.openxmlformats.org/drawingml/2006/main" noChangeAspect="1"/>
             </wp:cNvGraphicFramePr>
@@ -873,11 +782,15 @@
     <w:p/>
     <w:p>
       <w:r>
+        <w:rPr>
+          <w:noProof/>
+        </w:rPr>
+        <w:lastRenderedPageBreak/>
         <w:drawing>
-          <wp:inline distT="0" distB="0" distL="0" distR="0" wp14:anchorId="6F09FA6F" wp14:editId="55604A4B">
+          <wp:inline distT="0" distB="0" distL="0" distR="0" wp14:anchorId="5E6782A1" wp14:editId="29B89AD9">
             <wp:extent cx="5612130" cy="3156585"/>
             <wp:effectExtent l="0" t="0" r="7620" b="5715"/>
-            <wp:docPr id="10" name="Imagen 10"/>
+            <wp:docPr id="7" name="Imagen 7"/>
             <wp:cNvGraphicFramePr>
               <a:graphicFrameLocks xmlns:a="http://schemas.openxmlformats.org/drawingml/2006/main" noChangeAspect="1"/>
             </wp:cNvGraphicFramePr>
@@ -910,14 +823,63 @@
         </w:drawing>
       </w:r>
     </w:p>
-    <w:p>
-      <w:r>
+    <w:p/>
+    <w:p/>
+    <w:p/>
+    <w:p/>
+    <w:p>
+      <w:r>
+        <w:rPr>
+          <w:noProof/>
+        </w:rPr>
+        <w:drawing>
+          <wp:inline distT="0" distB="0" distL="0" distR="0" wp14:anchorId="5B859C7D" wp14:editId="71878856">
+            <wp:extent cx="5612130" cy="3156585"/>
+            <wp:effectExtent l="0" t="0" r="7620" b="5715"/>
+            <wp:docPr id="8" name="Imagen 8"/>
+            <wp:cNvGraphicFramePr>
+              <a:graphicFrameLocks xmlns:a="http://schemas.openxmlformats.org/drawingml/2006/main" noChangeAspect="1"/>
+            </wp:cNvGraphicFramePr>
+            <a:graphic xmlns:a="http://schemas.openxmlformats.org/drawingml/2006/main">
+              <a:graphicData uri="http://schemas.openxmlformats.org/drawingml/2006/picture">
+                <pic:pic xmlns:pic="http://schemas.openxmlformats.org/drawingml/2006/picture">
+                  <pic:nvPicPr>
+                    <pic:cNvPr id="1" name=""/>
+                    <pic:cNvPicPr/>
+                  </pic:nvPicPr>
+                  <pic:blipFill>
+                    <a:blip r:embed="rId20"/>
+                    <a:stretch>
+                      <a:fillRect/>
+                    </a:stretch>
+                  </pic:blipFill>
+                  <pic:spPr>
+                    <a:xfrm>
+                      <a:off x="0" y="0"/>
+                      <a:ext cx="5612130" cy="3156585"/>
+                    </a:xfrm>
+                    <a:prstGeom prst="rect">
+                      <a:avLst/>
+                    </a:prstGeom>
+                  </pic:spPr>
+                </pic:pic>
+              </a:graphicData>
+            </a:graphic>
+          </wp:inline>
+        </w:drawing>
+      </w:r>
+    </w:p>
+    <w:p>
+      <w:r>
+        <w:rPr>
+          <w:noProof/>
+        </w:rPr>
         <w:lastRenderedPageBreak/>
         <w:drawing>
-          <wp:inline distT="0" distB="0" distL="0" distR="0" wp14:anchorId="6E193808" wp14:editId="5185B7E8">
+          <wp:inline distT="0" distB="0" distL="0" distR="0" wp14:anchorId="15533C8A" wp14:editId="24668071">
             <wp:extent cx="5612130" cy="3156585"/>
             <wp:effectExtent l="0" t="0" r="7620" b="5715"/>
-            <wp:docPr id="12" name="Imagen 12"/>
+            <wp:docPr id="9" name="Imagen 9"/>
             <wp:cNvGraphicFramePr>
               <a:graphicFrameLocks xmlns:a="http://schemas.openxmlformats.org/drawingml/2006/main" noChangeAspect="1"/>
             </wp:cNvGraphicFramePr>
@@ -950,13 +912,17 @@
         </w:drawing>
       </w:r>
     </w:p>
-    <w:p>
-      <w:r>
+    <w:p/>
+    <w:p>
+      <w:r>
+        <w:rPr>
+          <w:noProof/>
+        </w:rPr>
         <w:drawing>
-          <wp:inline distT="0" distB="0" distL="0" distR="0" wp14:anchorId="4C9DE264" wp14:editId="5D5521C0">
+          <wp:inline distT="0" distB="0" distL="0" distR="0" wp14:anchorId="6F09FA6F" wp14:editId="55604A4B">
             <wp:extent cx="5612130" cy="3156585"/>
             <wp:effectExtent l="0" t="0" r="7620" b="5715"/>
-            <wp:docPr id="11" name="Imagen 11"/>
+            <wp:docPr id="10" name="Imagen 10"/>
             <wp:cNvGraphicFramePr>
               <a:graphicFrameLocks xmlns:a="http://schemas.openxmlformats.org/drawingml/2006/main" noChangeAspect="1"/>
             </wp:cNvGraphicFramePr>
@@ -989,16 +955,17 @@
         </w:drawing>
       </w:r>
     </w:p>
-    <w:p/>
-    <w:p/>
-    <w:p>
-      <w:r>
+    <w:p>
+      <w:r>
+        <w:rPr>
+          <w:noProof/>
+        </w:rPr>
         <w:lastRenderedPageBreak/>
         <w:drawing>
-          <wp:inline distT="0" distB="0" distL="0" distR="0" wp14:anchorId="59018D2C" wp14:editId="17626F75">
+          <wp:inline distT="0" distB="0" distL="0" distR="0" wp14:anchorId="6E193808" wp14:editId="5185B7E8">
             <wp:extent cx="5612130" cy="3156585"/>
             <wp:effectExtent l="0" t="0" r="7620" b="5715"/>
-            <wp:docPr id="13" name="Imagen 13"/>
+            <wp:docPr id="12" name="Imagen 12"/>
             <wp:cNvGraphicFramePr>
               <a:graphicFrameLocks xmlns:a="http://schemas.openxmlformats.org/drawingml/2006/main" noChangeAspect="1"/>
             </wp:cNvGraphicFramePr>
@@ -1031,56 +998,16 @@
         </w:drawing>
       </w:r>
     </w:p>
-    <w:p/>
-    <w:p/>
-    <w:p>
-      <w:r>
+    <w:p>
+      <w:r>
+        <w:rPr>
+          <w:noProof/>
+        </w:rPr>
         <w:drawing>
-          <wp:inline distT="0" distB="0" distL="0" distR="0" wp14:anchorId="62974C41" wp14:editId="7B32A06C">
+          <wp:inline distT="0" distB="0" distL="0" distR="0" wp14:anchorId="4C9DE264" wp14:editId="5D5521C0">
             <wp:extent cx="5612130" cy="3156585"/>
             <wp:effectExtent l="0" t="0" r="7620" b="5715"/>
-            <wp:docPr id="14" name="Imagen 14"/>
-            <wp:cNvGraphicFramePr>
-              <a:graphicFrameLocks xmlns:a="http://schemas.openxmlformats.org/drawingml/2006/main" noChangeAspect="1"/>
-            </wp:cNvGraphicFramePr>
-            <a:graphic xmlns:a="http://schemas.openxmlformats.org/drawingml/2006/main">
-              <a:graphicData uri="http://schemas.openxmlformats.org/drawingml/2006/picture">
-                <pic:pic xmlns:pic="http://schemas.openxmlformats.org/drawingml/2006/picture">
-                  <pic:nvPicPr>
-                    <pic:cNvPr id="1" name=""/>
-                    <pic:cNvPicPr/>
-                  </pic:nvPicPr>
-                  <pic:blipFill>
-                    <a:blip r:embed="rId23"/>
-                    <a:stretch>
-                      <a:fillRect/>
-                    </a:stretch>
-                  </pic:blipFill>
-                  <pic:spPr>
-                    <a:xfrm>
-                      <a:off x="0" y="0"/>
-                      <a:ext cx="5612130" cy="3156585"/>
-                    </a:xfrm>
-                    <a:prstGeom prst="rect">
-                      <a:avLst/>
-                    </a:prstGeom>
-                  </pic:spPr>
-                </pic:pic>
-              </a:graphicData>
-            </a:graphic>
-          </wp:inline>
-        </w:drawing>
-      </w:r>
-    </w:p>
-    <w:p/>
-    <w:p>
-      <w:r>
-        <w:lastRenderedPageBreak/>
-        <w:drawing>
-          <wp:inline distT="0" distB="0" distL="0" distR="0" wp14:anchorId="4F0EF0EF" wp14:editId="4F440E48">
-            <wp:extent cx="5612130" cy="3156585"/>
-            <wp:effectExtent l="0" t="0" r="7620" b="5715"/>
-            <wp:docPr id="15" name="Imagen 15"/>
+            <wp:docPr id="11" name="Imagen 11"/>
             <wp:cNvGraphicFramePr>
               <a:graphicFrameLocks xmlns:a="http://schemas.openxmlformats.org/drawingml/2006/main" noChangeAspect="1"/>
             </wp:cNvGraphicFramePr>
@@ -1114,13 +1041,18 @@
       </w:r>
     </w:p>
     <w:p/>
-    <w:p>
-      <w:r>
+    <w:p/>
+    <w:p>
+      <w:r>
+        <w:rPr>
+          <w:noProof/>
+        </w:rPr>
+        <w:lastRenderedPageBreak/>
         <w:drawing>
-          <wp:inline distT="0" distB="0" distL="0" distR="0" wp14:anchorId="01D5D6C9" wp14:editId="76EFA206">
+          <wp:inline distT="0" distB="0" distL="0" distR="0" wp14:anchorId="59018D2C" wp14:editId="17626F75">
             <wp:extent cx="5612130" cy="3156585"/>
             <wp:effectExtent l="0" t="0" r="7620" b="5715"/>
-            <wp:docPr id="16" name="Imagen 16"/>
+            <wp:docPr id="13" name="Imagen 13"/>
             <wp:cNvGraphicFramePr>
               <a:graphicFrameLocks xmlns:a="http://schemas.openxmlformats.org/drawingml/2006/main" noChangeAspect="1"/>
             </wp:cNvGraphicFramePr>
@@ -1155,16 +1087,60 @@
     </w:p>
     <w:p/>
     <w:p/>
-    <w:p/>
-    <w:p/>
-    <w:p>
-      <w:r>
+    <w:p>
+      <w:r>
+        <w:rPr>
+          <w:noProof/>
+        </w:rPr>
+        <w:drawing>
+          <wp:inline distT="0" distB="0" distL="0" distR="0" wp14:anchorId="62974C41" wp14:editId="7B32A06C">
+            <wp:extent cx="5612130" cy="3156585"/>
+            <wp:effectExtent l="0" t="0" r="7620" b="5715"/>
+            <wp:docPr id="14" name="Imagen 14"/>
+            <wp:cNvGraphicFramePr>
+              <a:graphicFrameLocks xmlns:a="http://schemas.openxmlformats.org/drawingml/2006/main" noChangeAspect="1"/>
+            </wp:cNvGraphicFramePr>
+            <a:graphic xmlns:a="http://schemas.openxmlformats.org/drawingml/2006/main">
+              <a:graphicData uri="http://schemas.openxmlformats.org/drawingml/2006/picture">
+                <pic:pic xmlns:pic="http://schemas.openxmlformats.org/drawingml/2006/picture">
+                  <pic:nvPicPr>
+                    <pic:cNvPr id="1" name=""/>
+                    <pic:cNvPicPr/>
+                  </pic:nvPicPr>
+                  <pic:blipFill>
+                    <a:blip r:embed="rId25"/>
+                    <a:stretch>
+                      <a:fillRect/>
+                    </a:stretch>
+                  </pic:blipFill>
+                  <pic:spPr>
+                    <a:xfrm>
+                      <a:off x="0" y="0"/>
+                      <a:ext cx="5612130" cy="3156585"/>
+                    </a:xfrm>
+                    <a:prstGeom prst="rect">
+                      <a:avLst/>
+                    </a:prstGeom>
+                  </pic:spPr>
+                </pic:pic>
+              </a:graphicData>
+            </a:graphic>
+          </wp:inline>
+        </w:drawing>
+      </w:r>
+    </w:p>
+    <w:p/>
+    <w:p>
+      <w:r>
+        <w:rPr>
+          <w:noProof/>
+        </w:rPr>
         <w:lastRenderedPageBreak/>
         <w:drawing>
-          <wp:inline distT="0" distB="0" distL="0" distR="0" wp14:anchorId="21066613" wp14:editId="0FDC57AB">
+          <wp:inline distT="0" distB="0" distL="0" distR="0" wp14:anchorId="4F0EF0EF" wp14:editId="4F440E48">
             <wp:extent cx="5612130" cy="3156585"/>
             <wp:effectExtent l="0" t="0" r="7620" b="5715"/>
-            <wp:docPr id="17" name="Imagen 17"/>
+            <wp:docPr id="15" name="Imagen 15"/>
             <wp:cNvGraphicFramePr>
               <a:graphicFrameLocks xmlns:a="http://schemas.openxmlformats.org/drawingml/2006/main" noChangeAspect="1"/>
             </wp:cNvGraphicFramePr>
@@ -1200,11 +1176,14 @@
     <w:p/>
     <w:p>
       <w:r>
+        <w:rPr>
+          <w:noProof/>
+        </w:rPr>
         <w:drawing>
-          <wp:inline distT="0" distB="0" distL="0" distR="0" wp14:anchorId="7E688787" wp14:editId="4F373949">
+          <wp:inline distT="0" distB="0" distL="0" distR="0" wp14:anchorId="01D5D6C9" wp14:editId="76EFA206">
             <wp:extent cx="5612130" cy="3156585"/>
             <wp:effectExtent l="0" t="0" r="7620" b="5715"/>
-            <wp:docPr id="18" name="Imagen 18"/>
+            <wp:docPr id="16" name="Imagen 16"/>
             <wp:cNvGraphicFramePr>
               <a:graphicFrameLocks xmlns:a="http://schemas.openxmlformats.org/drawingml/2006/main" noChangeAspect="1"/>
             </wp:cNvGraphicFramePr>
@@ -1243,18 +1222,15 @@
     <w:p/>
     <w:p>
       <w:r>
+        <w:rPr>
+          <w:noProof/>
+        </w:rPr>
         <w:lastRenderedPageBreak/>
-        <w:t>Consulta final de los registros en PostgreSQL</w:t>
-      </w:r>
-    </w:p>
-    <w:p/>
-    <w:p>
-      <w:r>
         <w:drawing>
-          <wp:inline distT="0" distB="0" distL="0" distR="0" wp14:anchorId="59606708" wp14:editId="76E911B4">
-            <wp:extent cx="5612130" cy="2279015"/>
-            <wp:effectExtent l="0" t="0" r="7620" b="6985"/>
-            <wp:docPr id="28" name="Imagen 28"/>
+          <wp:inline distT="0" distB="0" distL="0" distR="0" wp14:anchorId="21066613" wp14:editId="0FDC57AB">
+            <wp:extent cx="5612130" cy="3156585"/>
+            <wp:effectExtent l="0" t="0" r="7620" b="5715"/>
+            <wp:docPr id="17" name="Imagen 17"/>
             <wp:cNvGraphicFramePr>
               <a:graphicFrameLocks xmlns:a="http://schemas.openxmlformats.org/drawingml/2006/main" noChangeAspect="1"/>
             </wp:cNvGraphicFramePr>
@@ -1274,6 +1250,102 @@
                   <pic:spPr>
                     <a:xfrm>
                       <a:off x="0" y="0"/>
+                      <a:ext cx="5612130" cy="3156585"/>
+                    </a:xfrm>
+                    <a:prstGeom prst="rect">
+                      <a:avLst/>
+                    </a:prstGeom>
+                  </pic:spPr>
+                </pic:pic>
+              </a:graphicData>
+            </a:graphic>
+          </wp:inline>
+        </w:drawing>
+      </w:r>
+    </w:p>
+    <w:p/>
+    <w:p>
+      <w:r>
+        <w:rPr>
+          <w:noProof/>
+        </w:rPr>
+        <w:drawing>
+          <wp:inline distT="0" distB="0" distL="0" distR="0" wp14:anchorId="7E688787" wp14:editId="4F373949">
+            <wp:extent cx="5612130" cy="3156585"/>
+            <wp:effectExtent l="0" t="0" r="7620" b="5715"/>
+            <wp:docPr id="18" name="Imagen 18"/>
+            <wp:cNvGraphicFramePr>
+              <a:graphicFrameLocks xmlns:a="http://schemas.openxmlformats.org/drawingml/2006/main" noChangeAspect="1"/>
+            </wp:cNvGraphicFramePr>
+            <a:graphic xmlns:a="http://schemas.openxmlformats.org/drawingml/2006/main">
+              <a:graphicData uri="http://schemas.openxmlformats.org/drawingml/2006/picture">
+                <pic:pic xmlns:pic="http://schemas.openxmlformats.org/drawingml/2006/picture">
+                  <pic:nvPicPr>
+                    <pic:cNvPr id="1" name=""/>
+                    <pic:cNvPicPr/>
+                  </pic:nvPicPr>
+                  <pic:blipFill>
+                    <a:blip r:embed="rId29"/>
+                    <a:stretch>
+                      <a:fillRect/>
+                    </a:stretch>
+                  </pic:blipFill>
+                  <pic:spPr>
+                    <a:xfrm>
+                      <a:off x="0" y="0"/>
+                      <a:ext cx="5612130" cy="3156585"/>
+                    </a:xfrm>
+                    <a:prstGeom prst="rect">
+                      <a:avLst/>
+                    </a:prstGeom>
+                  </pic:spPr>
+                </pic:pic>
+              </a:graphicData>
+            </a:graphic>
+          </wp:inline>
+        </w:drawing>
+      </w:r>
+    </w:p>
+    <w:p/>
+    <w:p/>
+    <w:p/>
+    <w:p/>
+    <w:p>
+      <w:r>
+        <w:lastRenderedPageBreak/>
+        <w:t>Consulta final de los registros en PostgreSQL</w:t>
+      </w:r>
+    </w:p>
+    <w:p/>
+    <w:p>
+      <w:r>
+        <w:rPr>
+          <w:noProof/>
+        </w:rPr>
+        <w:drawing>
+          <wp:inline distT="0" distB="0" distL="0" distR="0" wp14:anchorId="59606708" wp14:editId="76E911B4">
+            <wp:extent cx="5612130" cy="2279015"/>
+            <wp:effectExtent l="0" t="0" r="7620" b="6985"/>
+            <wp:docPr id="28" name="Imagen 28"/>
+            <wp:cNvGraphicFramePr>
+              <a:graphicFrameLocks xmlns:a="http://schemas.openxmlformats.org/drawingml/2006/main" noChangeAspect="1"/>
+            </wp:cNvGraphicFramePr>
+            <a:graphic xmlns:a="http://schemas.openxmlformats.org/drawingml/2006/main">
+              <a:graphicData uri="http://schemas.openxmlformats.org/drawingml/2006/picture">
+                <pic:pic xmlns:pic="http://schemas.openxmlformats.org/drawingml/2006/picture">
+                  <pic:nvPicPr>
+                    <pic:cNvPr id="1" name=""/>
+                    <pic:cNvPicPr/>
+                  </pic:nvPicPr>
+                  <pic:blipFill>
+                    <a:blip r:embed="rId30"/>
+                    <a:stretch>
+                      <a:fillRect/>
+                    </a:stretch>
+                  </pic:blipFill>
+                  <pic:spPr>
+                    <a:xfrm>
+                      <a:off x="0" y="0"/>
                       <a:ext cx="5612130" cy="2279015"/>
                     </a:xfrm>
                     <a:prstGeom prst="rect">
@@ -1426,19 +1498,7 @@
         <w:rPr>
           <w:rFonts w:ascii="Arial" w:hAnsi="Arial" w:cs="Arial"/>
         </w:rPr>
-        <w:t xml:space="preserve"> puede realizar </w:t>
-      </w:r>
-      <w:r>
-        <w:rPr>
-          <w:rFonts w:ascii="Arial" w:hAnsi="Arial" w:cs="Arial"/>
-        </w:rPr>
-        <w:t>operaciones,</w:t>
-      </w:r>
-      <w:r>
-        <w:rPr>
-          <w:rFonts w:ascii="Arial" w:hAnsi="Arial" w:cs="Arial"/>
-        </w:rPr>
-        <w:t xml:space="preserve"> aunque su interfaz tenga pocos métodos?</w:t>
+        <w:t xml:space="preserve"> puede realizar operaciones, aunque su interfaz tenga pocos métodos?</w:t>
       </w:r>
     </w:p>
     <w:p>
@@ -1774,7 +1834,732 @@
         <w:t>Sin embargo, cada error de compilación y cada problema de configuración que fui destrabando me ayudó a entender con mucha más profundidad cómo interactúan por debajo Spring Data JPA, los controladores REST y la base de datos relacional en PostgreSQL. Ver cómo cada pieza finalmente encaja —desde la entidad y el repositorio hasta los endpoints funcionales— me da una gran satisfacción. Este proyecto no es solo una entrega para la clase, sino una prueba clara de que, con análisis y constancia, se pueden resolver los problemas técnicos más complejos del desarrollo backend. Estoy listo para las pruebas finales y para seguir avanzando.</w:t>
       </w:r>
     </w:p>
-    <w:p/>
+    <w:p>
+      <w:pPr>
+        <w:pStyle w:val="NormalWeb"/>
+        <w:rPr>
+          <w:rFonts w:ascii="Arial" w:hAnsi="Arial" w:cs="Arial"/>
+        </w:rPr>
+      </w:pPr>
+    </w:p>
+    <w:p>
+      <w:pPr>
+        <w:pStyle w:val="NormalWeb"/>
+        <w:rPr>
+          <w:rFonts w:ascii="Arial" w:hAnsi="Arial" w:cs="Arial"/>
+        </w:rPr>
+      </w:pPr>
+    </w:p>
+    <w:p>
+      <w:pPr>
+        <w:pStyle w:val="NormalWeb"/>
+        <w:rPr>
+          <w:rFonts w:ascii="Arial" w:hAnsi="Arial" w:cs="Arial"/>
+        </w:rPr>
+      </w:pPr>
+    </w:p>
+    <w:p>
+      <w:pPr>
+        <w:pStyle w:val="NormalWeb"/>
+        <w:rPr>
+          <w:rFonts w:ascii="Arial" w:hAnsi="Arial" w:cs="Arial"/>
+        </w:rPr>
+      </w:pPr>
+    </w:p>
+    <w:p>
+      <w:pPr>
+        <w:pStyle w:val="NormalWeb"/>
+        <w:rPr>
+          <w:rFonts w:ascii="Arial" w:hAnsi="Arial" w:cs="Arial"/>
+        </w:rPr>
+      </w:pPr>
+    </w:p>
+    <w:p>
+      <w:pPr>
+        <w:pStyle w:val="NormalWeb"/>
+        <w:rPr>
+          <w:rFonts w:ascii="Arial" w:hAnsi="Arial" w:cs="Arial"/>
+        </w:rPr>
+      </w:pPr>
+    </w:p>
+    <w:p>
+      <w:pPr>
+        <w:pStyle w:val="NormalWeb"/>
+        <w:rPr>
+          <w:rFonts w:ascii="Arial" w:hAnsi="Arial" w:cs="Arial"/>
+        </w:rPr>
+      </w:pPr>
+    </w:p>
+    <w:p/>
+    <w:p/>
+    <w:p>
+      <w:pPr>
+        <w:rPr>
+          <w:b/>
+          <w:bCs/>
+        </w:rPr>
+      </w:pPr>
+      <w:r>
+        <w:rPr>
+          <w:b/>
+          <w:bCs/>
+        </w:rPr>
+        <w:lastRenderedPageBreak/>
+        <w:t>Registro exitoso de un libro (201 created)</w:t>
+      </w:r>
+    </w:p>
+    <w:p>
+      <w:r>
+        <w:drawing>
+          <wp:inline distT="0" distB="0" distL="0" distR="0" wp14:anchorId="5C5B88FF" wp14:editId="6D9C3624">
+            <wp:extent cx="5612130" cy="2923309"/>
+            <wp:effectExtent l="0" t="0" r="7620" b="0"/>
+            <wp:docPr id="26" name="Imagen 26"/>
+            <wp:cNvGraphicFramePr>
+              <a:graphicFrameLocks xmlns:a="http://schemas.openxmlformats.org/drawingml/2006/main" noChangeAspect="1"/>
+            </wp:cNvGraphicFramePr>
+            <a:graphic xmlns:a="http://schemas.openxmlformats.org/drawingml/2006/main">
+              <a:graphicData uri="http://schemas.openxmlformats.org/drawingml/2006/picture">
+                <pic:pic xmlns:pic="http://schemas.openxmlformats.org/drawingml/2006/picture">
+                  <pic:nvPicPr>
+                    <pic:cNvPr id="1" name=""/>
+                    <pic:cNvPicPr/>
+                  </pic:nvPicPr>
+                  <pic:blipFill>
+                    <a:blip r:embed="rId31"/>
+                    <a:stretch>
+                      <a:fillRect/>
+                    </a:stretch>
+                  </pic:blipFill>
+                  <pic:spPr>
+                    <a:xfrm>
+                      <a:off x="0" y="0"/>
+                      <a:ext cx="5615156" cy="2924885"/>
+                    </a:xfrm>
+                    <a:prstGeom prst="rect">
+                      <a:avLst/>
+                    </a:prstGeom>
+                  </pic:spPr>
+                </pic:pic>
+              </a:graphicData>
+            </a:graphic>
+          </wp:inline>
+        </w:drawing>
+      </w:r>
+      <w:r>
+        <w:br/>
+      </w:r>
+    </w:p>
+    <w:p/>
+    <w:p>
+      <w:pPr>
+        <w:rPr>
+          <w:b/>
+          <w:bCs/>
+        </w:rPr>
+      </w:pPr>
+      <w:r>
+        <w:rPr>
+          <w:b/>
+          <w:bCs/>
+        </w:rPr>
+        <w:t>Recurso inexistente</w:t>
+      </w:r>
+    </w:p>
+    <w:p>
+      <w:r>
+        <w:drawing>
+          <wp:inline distT="0" distB="0" distL="0" distR="0" wp14:anchorId="2448072B" wp14:editId="5749D74C">
+            <wp:extent cx="5612130" cy="3156585"/>
+            <wp:effectExtent l="0" t="0" r="7620" b="5715"/>
+            <wp:docPr id="29" name="Imagen 29"/>
+            <wp:cNvGraphicFramePr>
+              <a:graphicFrameLocks xmlns:a="http://schemas.openxmlformats.org/drawingml/2006/main" noChangeAspect="1"/>
+            </wp:cNvGraphicFramePr>
+            <a:graphic xmlns:a="http://schemas.openxmlformats.org/drawingml/2006/main">
+              <a:graphicData uri="http://schemas.openxmlformats.org/drawingml/2006/picture">
+                <pic:pic xmlns:pic="http://schemas.openxmlformats.org/drawingml/2006/picture">
+                  <pic:nvPicPr>
+                    <pic:cNvPr id="1" name=""/>
+                    <pic:cNvPicPr/>
+                  </pic:nvPicPr>
+                  <pic:blipFill>
+                    <a:blip r:embed="rId32"/>
+                    <a:stretch>
+                      <a:fillRect/>
+                    </a:stretch>
+                  </pic:blipFill>
+                  <pic:spPr>
+                    <a:xfrm>
+                      <a:off x="0" y="0"/>
+                      <a:ext cx="5612130" cy="3156585"/>
+                    </a:xfrm>
+                    <a:prstGeom prst="rect">
+                      <a:avLst/>
+                    </a:prstGeom>
+                  </pic:spPr>
+                </pic:pic>
+              </a:graphicData>
+            </a:graphic>
+          </wp:inline>
+        </w:drawing>
+      </w:r>
+    </w:p>
+    <w:p/>
+    <w:p/>
+    <w:p>
+      <w:pPr>
+        <w:rPr>
+          <w:b/>
+          <w:bCs/>
+        </w:rPr>
+      </w:pPr>
+      <w:r>
+        <w:rPr>
+          <w:b/>
+          <w:bCs/>
+        </w:rPr>
+        <w:lastRenderedPageBreak/>
+        <w:t>Validación de campo vació</w:t>
+      </w:r>
+    </w:p>
+    <w:p>
+      <w:r>
+        <w:drawing>
+          <wp:inline distT="0" distB="0" distL="0" distR="0" wp14:anchorId="792DC5AE" wp14:editId="7E7C548B">
+            <wp:extent cx="5612130" cy="3156585"/>
+            <wp:effectExtent l="0" t="0" r="7620" b="5715"/>
+            <wp:docPr id="30" name="Imagen 30"/>
+            <wp:cNvGraphicFramePr>
+              <a:graphicFrameLocks xmlns:a="http://schemas.openxmlformats.org/drawingml/2006/main" noChangeAspect="1"/>
+            </wp:cNvGraphicFramePr>
+            <a:graphic xmlns:a="http://schemas.openxmlformats.org/drawingml/2006/main">
+              <a:graphicData uri="http://schemas.openxmlformats.org/drawingml/2006/picture">
+                <pic:pic xmlns:pic="http://schemas.openxmlformats.org/drawingml/2006/picture">
+                  <pic:nvPicPr>
+                    <pic:cNvPr id="1" name=""/>
+                    <pic:cNvPicPr/>
+                  </pic:nvPicPr>
+                  <pic:blipFill>
+                    <a:blip r:embed="rId33"/>
+                    <a:stretch>
+                      <a:fillRect/>
+                    </a:stretch>
+                  </pic:blipFill>
+                  <pic:spPr>
+                    <a:xfrm>
+                      <a:off x="0" y="0"/>
+                      <a:ext cx="5612130" cy="3156585"/>
+                    </a:xfrm>
+                    <a:prstGeom prst="rect">
+                      <a:avLst/>
+                    </a:prstGeom>
+                  </pic:spPr>
+                </pic:pic>
+              </a:graphicData>
+            </a:graphic>
+          </wp:inline>
+        </w:drawing>
+      </w:r>
+    </w:p>
+    <w:p>
+      <w:pPr>
+        <w:rPr>
+          <w:b/>
+          <w:bCs/>
+        </w:rPr>
+      </w:pPr>
+      <w:r>
+        <w:rPr>
+          <w:b/>
+          <w:bCs/>
+        </w:rPr>
+        <w:t xml:space="preserve">Validación de números negativos </w:t>
+      </w:r>
+    </w:p>
+    <w:p>
+      <w:r>
+        <w:drawing>
+          <wp:inline distT="0" distB="0" distL="0" distR="0" wp14:anchorId="1BD150D9" wp14:editId="0088482C">
+            <wp:extent cx="5612130" cy="3156585"/>
+            <wp:effectExtent l="0" t="0" r="7620" b="5715"/>
+            <wp:docPr id="31" name="Imagen 31"/>
+            <wp:cNvGraphicFramePr>
+              <a:graphicFrameLocks xmlns:a="http://schemas.openxmlformats.org/drawingml/2006/main" noChangeAspect="1"/>
+            </wp:cNvGraphicFramePr>
+            <a:graphic xmlns:a="http://schemas.openxmlformats.org/drawingml/2006/main">
+              <a:graphicData uri="http://schemas.openxmlformats.org/drawingml/2006/picture">
+                <pic:pic xmlns:pic="http://schemas.openxmlformats.org/drawingml/2006/picture">
+                  <pic:nvPicPr>
+                    <pic:cNvPr id="1" name=""/>
+                    <pic:cNvPicPr/>
+                  </pic:nvPicPr>
+                  <pic:blipFill>
+                    <a:blip r:embed="rId34"/>
+                    <a:stretch>
+                      <a:fillRect/>
+                    </a:stretch>
+                  </pic:blipFill>
+                  <pic:spPr>
+                    <a:xfrm>
+                      <a:off x="0" y="0"/>
+                      <a:ext cx="5612130" cy="3156585"/>
+                    </a:xfrm>
+                    <a:prstGeom prst="rect">
+                      <a:avLst/>
+                    </a:prstGeom>
+                  </pic:spPr>
+                </pic:pic>
+              </a:graphicData>
+            </a:graphic>
+          </wp:inline>
+        </w:drawing>
+      </w:r>
+    </w:p>
+    <w:p/>
+    <w:p/>
+    <w:p/>
+    <w:p>
+      <w:pPr>
+        <w:rPr>
+          <w:b/>
+          <w:bCs/>
+        </w:rPr>
+      </w:pPr>
+      <w:r>
+        <w:rPr>
+          <w:b/>
+          <w:bCs/>
+        </w:rPr>
+        <w:lastRenderedPageBreak/>
+        <w:t xml:space="preserve">Consulta de un recurso existente </w:t>
+      </w:r>
+    </w:p>
+    <w:p>
+      <w:r>
+        <w:drawing>
+          <wp:inline distT="0" distB="0" distL="0" distR="0" wp14:anchorId="22CFF47C" wp14:editId="758BF946">
+            <wp:extent cx="5612130" cy="3156585"/>
+            <wp:effectExtent l="0" t="0" r="7620" b="5715"/>
+            <wp:docPr id="32" name="Imagen 32"/>
+            <wp:cNvGraphicFramePr>
+              <a:graphicFrameLocks xmlns:a="http://schemas.openxmlformats.org/drawingml/2006/main" noChangeAspect="1"/>
+            </wp:cNvGraphicFramePr>
+            <a:graphic xmlns:a="http://schemas.openxmlformats.org/drawingml/2006/main">
+              <a:graphicData uri="http://schemas.openxmlformats.org/drawingml/2006/picture">
+                <pic:pic xmlns:pic="http://schemas.openxmlformats.org/drawingml/2006/picture">
+                  <pic:nvPicPr>
+                    <pic:cNvPr id="1" name=""/>
+                    <pic:cNvPicPr/>
+                  </pic:nvPicPr>
+                  <pic:blipFill>
+                    <a:blip r:embed="rId35"/>
+                    <a:stretch>
+                      <a:fillRect/>
+                    </a:stretch>
+                  </pic:blipFill>
+                  <pic:spPr>
+                    <a:xfrm>
+                      <a:off x="0" y="0"/>
+                      <a:ext cx="5612130" cy="3156585"/>
+                    </a:xfrm>
+                    <a:prstGeom prst="rect">
+                      <a:avLst/>
+                    </a:prstGeom>
+                  </pic:spPr>
+                </pic:pic>
+              </a:graphicData>
+            </a:graphic>
+          </wp:inline>
+        </w:drawing>
+      </w:r>
+    </w:p>
+    <w:p>
+      <w:pPr>
+        <w:rPr>
+          <w:b/>
+          <w:bCs/>
+        </w:rPr>
+      </w:pPr>
+      <w:r>
+        <w:rPr>
+          <w:b/>
+          <w:bCs/>
+        </w:rPr>
+        <w:t xml:space="preserve">Validación de la actualización </w:t>
+      </w:r>
+    </w:p>
+    <w:p>
+      <w:r>
+        <w:drawing>
+          <wp:inline distT="0" distB="0" distL="0" distR="0" wp14:anchorId="34F419B4" wp14:editId="26E7618C">
+            <wp:extent cx="5612130" cy="3156585"/>
+            <wp:effectExtent l="0" t="0" r="7620" b="5715"/>
+            <wp:docPr id="34" name="Imagen 34"/>
+            <wp:cNvGraphicFramePr>
+              <a:graphicFrameLocks xmlns:a="http://schemas.openxmlformats.org/drawingml/2006/main" noChangeAspect="1"/>
+            </wp:cNvGraphicFramePr>
+            <a:graphic xmlns:a="http://schemas.openxmlformats.org/drawingml/2006/main">
+              <a:graphicData uri="http://schemas.openxmlformats.org/drawingml/2006/picture">
+                <pic:pic xmlns:pic="http://schemas.openxmlformats.org/drawingml/2006/picture">
+                  <pic:nvPicPr>
+                    <pic:cNvPr id="1" name=""/>
+                    <pic:cNvPicPr/>
+                  </pic:nvPicPr>
+                  <pic:blipFill>
+                    <a:blip r:embed="rId36"/>
+                    <a:stretch>
+                      <a:fillRect/>
+                    </a:stretch>
+                  </pic:blipFill>
+                  <pic:spPr>
+                    <a:xfrm>
+                      <a:off x="0" y="0"/>
+                      <a:ext cx="5612130" cy="3156585"/>
+                    </a:xfrm>
+                    <a:prstGeom prst="rect">
+                      <a:avLst/>
+                    </a:prstGeom>
+                  </pic:spPr>
+                </pic:pic>
+              </a:graphicData>
+            </a:graphic>
+          </wp:inline>
+        </w:drawing>
+      </w:r>
+    </w:p>
+    <w:p/>
+    <w:p/>
+    <w:p/>
+    <w:p>
+      <w:pPr>
+        <w:rPr>
+          <w:b/>
+          <w:bCs/>
+        </w:rPr>
+      </w:pPr>
+      <w:r>
+        <w:rPr>
+          <w:b/>
+          <w:bCs/>
+        </w:rPr>
+        <w:lastRenderedPageBreak/>
+        <w:t>Arquitectura de capaz</w:t>
+      </w:r>
+    </w:p>
+    <w:p>
+      <w:r>
+        <w:drawing>
+          <wp:inline distT="0" distB="0" distL="0" distR="0" wp14:anchorId="4E6E9D83" wp14:editId="049D85EE">
+            <wp:extent cx="3705742" cy="3953427"/>
+            <wp:effectExtent l="0" t="0" r="9525" b="9525"/>
+            <wp:docPr id="35" name="Imagen 35"/>
+            <wp:cNvGraphicFramePr>
+              <a:graphicFrameLocks xmlns:a="http://schemas.openxmlformats.org/drawingml/2006/main" noChangeAspect="1"/>
+            </wp:cNvGraphicFramePr>
+            <a:graphic xmlns:a="http://schemas.openxmlformats.org/drawingml/2006/main">
+              <a:graphicData uri="http://schemas.openxmlformats.org/drawingml/2006/picture">
+                <pic:pic xmlns:pic="http://schemas.openxmlformats.org/drawingml/2006/picture">
+                  <pic:nvPicPr>
+                    <pic:cNvPr id="1" name=""/>
+                    <pic:cNvPicPr/>
+                  </pic:nvPicPr>
+                  <pic:blipFill>
+                    <a:blip r:embed="rId37"/>
+                    <a:stretch>
+                      <a:fillRect/>
+                    </a:stretch>
+                  </pic:blipFill>
+                  <pic:spPr>
+                    <a:xfrm>
+                      <a:off x="0" y="0"/>
+                      <a:ext cx="3705742" cy="3953427"/>
+                    </a:xfrm>
+                    <a:prstGeom prst="rect">
+                      <a:avLst/>
+                    </a:prstGeom>
+                  </pic:spPr>
+                </pic:pic>
+              </a:graphicData>
+            </a:graphic>
+          </wp:inline>
+        </w:drawing>
+      </w:r>
+    </w:p>
+    <w:p/>
+    <w:p/>
+    <w:p/>
+    <w:p>
+      <w:pPr>
+        <w:rPr>
+          <w:b/>
+          <w:bCs/>
+        </w:rPr>
+      </w:pPr>
+    </w:p>
+    <w:p>
+      <w:pPr>
+        <w:rPr>
+          <w:b/>
+          <w:bCs/>
+        </w:rPr>
+      </w:pPr>
+      <w:r>
+        <w:rPr>
+          <w:b/>
+          <w:bCs/>
+        </w:rPr>
+        <w:t>1. ¿Qué diferencia existe entre una entidad y un DTO?</w:t>
+      </w:r>
+    </w:p>
+    <w:p/>
+    <w:p>
+      <w:pPr>
+        <w:rPr>
+          <w:rFonts w:ascii="Arial" w:hAnsi="Arial" w:cs="Arial"/>
+        </w:rPr>
+      </w:pPr>
+      <w:r>
+        <w:rPr>
+          <w:rFonts w:ascii="Arial" w:hAnsi="Arial" w:cs="Arial"/>
+        </w:rPr>
+        <w:t>· Entidad: Es una clase Java que representa directamente una tabla en la base de datos (lleva la anotación @Entity). Se utiliza para la persistencia y sus atributos suelen coincidir con las columnas de la base de datos.</w:t>
+      </w:r>
+    </w:p>
+    <w:p>
+      <w:pPr>
+        <w:rPr>
+          <w:rFonts w:ascii="Arial" w:hAnsi="Arial" w:cs="Arial"/>
+        </w:rPr>
+      </w:pPr>
+      <w:r>
+        <w:rPr>
+          <w:rFonts w:ascii="Arial" w:hAnsi="Arial" w:cs="Arial"/>
+        </w:rPr>
+        <w:t>· DTO (Data Transfer Object): Es un objeto simple que se utiliza únicamente para transportar datos entre el cliente (Postman) y el servidor. No representa una tabla, sino lo que el usuario tiene permitido enviar o recibir. Permite ocultar información sensible (como IDs generados o contraseñas) y aplicar validaciones.</w:t>
+      </w:r>
+    </w:p>
+    <w:p/>
+    <w:p>
+      <w:pPr>
+        <w:rPr>
+          <w:b/>
+          <w:bCs/>
+        </w:rPr>
+      </w:pPr>
+      <w:r>
+        <w:rPr>
+          <w:b/>
+          <w:bCs/>
+        </w:rPr>
+        <w:lastRenderedPageBreak/>
+        <w:t>2. ¿Por qué el ID no debe incluirse en el DTO de entrada?</w:t>
+      </w:r>
+    </w:p>
+    <w:p>
+      <w:pPr>
+        <w:rPr>
+          <w:rFonts w:ascii="Arial" w:hAnsi="Arial" w:cs="Arial"/>
+        </w:rPr>
+      </w:pPr>
+      <w:r>
+        <w:rPr>
+          <w:rFonts w:ascii="Arial" w:hAnsi="Arial" w:cs="Arial"/>
+        </w:rPr>
+        <w:t>Porque el ID es un valor autogenerado por la base de datos (PostgreSQL se encarga de asignarlo automáticamente mediante @GeneratedValue). Si el usuario pudiera enviar el ID en un registro nuevo, podría causar conflictos de llaves primarias o intentar sobrescribir un registro que ya existe.</w:t>
+      </w:r>
+    </w:p>
+    <w:p>
+      <w:pPr>
+        <w:rPr>
+          <w:b/>
+          <w:bCs/>
+        </w:rPr>
+      </w:pPr>
+    </w:p>
+    <w:p>
+      <w:pPr>
+        <w:rPr>
+          <w:b/>
+          <w:bCs/>
+        </w:rPr>
+      </w:pPr>
+      <w:r>
+        <w:rPr>
+          <w:b/>
+          <w:bCs/>
+        </w:rPr>
+        <w:t>3. ¿Qué función cumple @Valid?</w:t>
+      </w:r>
+    </w:p>
+    <w:p>
+      <w:pPr>
+        <w:rPr>
+          <w:rFonts w:ascii="Arial" w:hAnsi="Arial" w:cs="Arial"/>
+        </w:rPr>
+      </w:pPr>
+      <w:r>
+        <w:rPr>
+          <w:rFonts w:ascii="Arial" w:hAnsi="Arial" w:cs="Arial"/>
+        </w:rPr>
+        <w:t>La anotación @Valid le dice a Spring Boot que active el proceso de validación de los datos que llegan en el cuerpo de la petición (el JSON). Spring revisará que se cumplan todas las reglas que pusimos en el DTO (como @NotBlank, @Positive, @Size, etc.). Si alguna regla falla, Spring lanzará automáticamente una excepción (MethodArgumentNotValidException) y no dejará que los datos lleguen al servicio.</w:t>
+      </w:r>
+    </w:p>
+    <w:p/>
+    <w:p>
+      <w:pPr>
+        <w:rPr>
+          <w:b/>
+          <w:bCs/>
+        </w:rPr>
+      </w:pPr>
+      <w:r>
+        <w:rPr>
+          <w:b/>
+          <w:bCs/>
+        </w:rPr>
+        <w:t>4. ¿Por qué las reglas y conversiones se colocan en el Service?</w:t>
+      </w:r>
+    </w:p>
+    <w:p>
+      <w:pPr>
+        <w:rPr>
+          <w:rFonts w:ascii="Arial" w:hAnsi="Arial" w:cs="Arial"/>
+        </w:rPr>
+      </w:pPr>
+      <w:r>
+        <w:rPr>
+          <w:rFonts w:ascii="Arial" w:hAnsi="Arial" w:cs="Arial"/>
+        </w:rPr>
+        <w:t>Porque el Service es la capa de lógica de negocio. El Controlador solo debe encargarse de recibir la petición HTTP y devolver la respuesta, mientras que el Repositorio solo se encarga de hablar con la base de datos. Poner la conversión de DTO a Entidad en el Service mantiene el código limpio, organizado y permite reutilizar esa lógica si en el futuro otro controlador necesita registrar un libro.</w:t>
+      </w:r>
+    </w:p>
+    <w:p>
+      <w:pPr>
+        <w:rPr>
+          <w:b/>
+          <w:bCs/>
+        </w:rPr>
+      </w:pPr>
+    </w:p>
+    <w:p>
+      <w:pPr>
+        <w:rPr>
+          <w:b/>
+          <w:bCs/>
+        </w:rPr>
+      </w:pPr>
+      <w:r>
+        <w:rPr>
+          <w:b/>
+          <w:bCs/>
+        </w:rPr>
+        <w:t>5. ¿Qué diferencia existe entre 400 Bad Request y 404 Not Found?</w:t>
+      </w:r>
+    </w:p>
+    <w:p>
+      <w:pPr>
+        <w:rPr>
+          <w:rFonts w:ascii="Arial" w:hAnsi="Arial" w:cs="Arial"/>
+        </w:rPr>
+      </w:pPr>
+      <w:r>
+        <w:rPr>
+          <w:rFonts w:ascii="Arial" w:hAnsi="Arial" w:cs="Arial"/>
+        </w:rPr>
+        <w:t>· 400 Bad Request: Significa que la petición está mal armada por parte del cliente. Los datos enviados no cumplen con las reglas (por ejemplo, enviaste un texto donde iba un número, o dejaste un campo obligatorio vacío).</w:t>
+      </w:r>
+    </w:p>
+    <w:p>
+      <w:pPr>
+        <w:rPr>
+          <w:rFonts w:ascii="Arial" w:hAnsi="Arial" w:cs="Arial"/>
+        </w:rPr>
+      </w:pPr>
+      <w:r>
+        <w:rPr>
+          <w:rFonts w:ascii="Arial" w:hAnsi="Arial" w:cs="Arial"/>
+        </w:rPr>
+        <w:t>· 404 Not Found: Significa que la petición está bien armada, pero el recurso que estás buscando no existe en el servidor (por ejemplo, hiciste un GET a un ID de libro que no está en la base de datos).</w:t>
+      </w:r>
+    </w:p>
+    <w:p>
+      <w:pPr>
+        <w:rPr>
+          <w:rFonts w:ascii="Arial" w:hAnsi="Arial" w:cs="Arial"/>
+        </w:rPr>
+      </w:pPr>
+    </w:p>
+    <w:p>
+      <w:pPr>
+        <w:rPr>
+          <w:rFonts w:ascii="Arial" w:hAnsi="Arial" w:cs="Arial"/>
+        </w:rPr>
+      </w:pPr>
+    </w:p>
+    <w:p>
+      <w:pPr>
+        <w:rPr>
+          <w:rFonts w:ascii="Arial" w:hAnsi="Arial" w:cs="Arial"/>
+        </w:rPr>
+      </w:pPr>
+    </w:p>
+    <w:p>
+      <w:pPr>
+        <w:rPr>
+          <w:rFonts w:ascii="Arial" w:hAnsi="Arial" w:cs="Arial"/>
+        </w:rPr>
+      </w:pPr>
+    </w:p>
+    <w:p>
+      <w:pPr>
+        <w:rPr>
+          <w:rFonts w:ascii="Arial" w:hAnsi="Arial" w:cs="Arial"/>
+        </w:rPr>
+      </w:pPr>
+    </w:p>
+    <w:p>
+      <w:pPr>
+        <w:jc w:val="center"/>
+        <w:rPr>
+          <w:rFonts w:ascii="Arial" w:hAnsi="Arial" w:cs="Arial"/>
+          <w:b/>
+          <w:bCs/>
+        </w:rPr>
+      </w:pPr>
+      <w:r>
+        <w:rPr>
+          <w:rFonts w:ascii="Arial" w:hAnsi="Arial" w:cs="Arial"/>
+          <w:b/>
+          <w:bCs/>
+        </w:rPr>
+        <w:lastRenderedPageBreak/>
+        <w:t>Reflexión final</w:t>
+      </w:r>
+    </w:p>
+    <w:p>
+      <w:pPr>
+        <w:jc w:val="center"/>
+        <w:rPr>
+          <w:rFonts w:ascii="Arial" w:hAnsi="Arial" w:cs="Arial"/>
+          <w:b/>
+          <w:bCs/>
+        </w:rPr>
+      </w:pPr>
+    </w:p>
+    <w:p>
+      <w:pPr>
+        <w:rPr>
+          <w:rFonts w:ascii="Arial" w:hAnsi="Arial" w:cs="Arial"/>
+        </w:rPr>
+      </w:pPr>
+      <w:r>
+        <w:rPr>
+          <w:rFonts w:ascii="Arial" w:hAnsi="Arial" w:cs="Arial"/>
+        </w:rPr>
+        <w:t>A través de esta actividad aprendí la importancia de mantener una arquitectura por capas bien definida en Spring Boot. Separar la lógica en Controladores, Servicios y Repositorios hace que el código sea mucho más limpio y fácil de mantener. Además, comprendí cómo el uso de DTOs y validaciones (como @NotBlank y @Positive) protege la base de datos de recibir información incorrecta, y cómo el manejo global de excepciones (@RestControllerAdvice) permite devolver respuestas claras y profesionales al usuario en lugar de errores internos del servidor."</w:t>
+      </w:r>
+    </w:p>
     <w:sectPr>
       <w:pgSz w:w="12240" w:h="15840"/>
       <w:pgMar w:top="1417" w:right="1701" w:bottom="1417" w:left="1701" w:header="708" w:footer="708" w:gutter="0"/>
@@ -1783,6 +2568,56 @@
     </w:sectPr>
   </w:body>
 </w:document>
+</file>
+
+<file path=word/endnotes.xml><?xml version="1.0" encoding="utf-8"?>
+<w:endnotes xmlns:wpc="http://schemas.microsoft.com/office/word/2010/wordprocessingCanvas" xmlns:cx="http://schemas.microsoft.com/office/drawing/2014/chartex" xmlns:cx1="http://schemas.microsoft.com/office/drawing/2015/9/8/chartex" xmlns:cx2="http://schemas.microsoft.com/office/drawing/2015/10/21/chartex" xmlns:cx3="http://schemas.microsoft.com/office/drawing/2016/5/9/chartex" xmlns:cx4="http://schemas.microsoft.com/office/drawing/2016/5/10/chartex" xmlns:cx5="http://schemas.microsoft.com/office/drawing/2016/5/11/chartex" xmlns:cx6="http://schemas.microsoft.com/office/drawing/2016/5/12/chartex" xmlns:cx7="http://schemas.microsoft.com/office/drawing/2016/5/13/chartex" xmlns:cx8="http://schemas.microsoft.com/office/drawing/2016/5/14/chartex" xmlns:mc="http://schemas.openxmlformats.org/markup-compatibility/2006" xmlns:aink="http://schemas.microsoft.com/office/drawing/2016/ink" xmlns:am3d="http://schemas.microsoft.com/office/drawing/2017/model3d" xmlns:o="urn:schemas-microsoft-com:office:office" xmlns:r="http://schemas.openxmlformats.org/officeDocument/2006/relationships" xmlns:m="http://schemas.openxmlformats.org/officeDocument/2006/math" xmlns:v="urn:schemas-microsoft-com:vml" xmlns:wp14="http://schemas.microsoft.com/office/word/2010/wordprocessingDrawing" xmlns:wp="http://schemas.openxmlformats.org/drawingml/2006/wordprocessingDrawing" xmlns:w10="urn:schemas-microsoft-com:office:word" xmlns:w="http://schemas.openxmlformats.org/wordprocessingml/2006/main" xmlns:w14="http://schemas.microsoft.com/office/word/2010/wordml" xmlns:w15="http://schemas.microsoft.com/office/word/2012/wordml" xmlns:w16cex="http://schemas.microsoft.com/office/word/2018/wordml/cex" xmlns:w16cid="http://schemas.microsoft.com/office/word/2016/wordml/cid" xmlns:w16="http://schemas.microsoft.com/office/word/2018/wordml" xmlns:w16sdtdh="http://schemas.microsoft.com/office/word/2020/wordml/sdtdatahash" xmlns:w16se="http://schemas.microsoft.com/office/word/2015/wordml/symex" xmlns:wpg="http://schemas.microsoft.com/office/word/2010/wordprocessingGroup" xmlns:wpi="http://schemas.microsoft.com/office/word/2010/wordprocessingInk" xmlns:wne="http://schemas.microsoft.com/office/word/2006/wordml" xmlns:wps="http://schemas.microsoft.com/office/word/2010/wordprocessingShape" mc:Ignorable="w14 w15 w16se w16cid w16 w16cex w16sdtdh wp14">
+  <w:endnote w:type="separator" w:id="-1">
+    <w:p>
+      <w:pPr>
+        <w:spacing w:after="0" w:line="240" w:lineRule="auto"/>
+      </w:pPr>
+      <w:r>
+        <w:separator/>
+      </w:r>
+    </w:p>
+  </w:endnote>
+  <w:endnote w:type="continuationSeparator" w:id="0">
+    <w:p>
+      <w:pPr>
+        <w:spacing w:after="0" w:line="240" w:lineRule="auto"/>
+      </w:pPr>
+      <w:r>
+        <w:continuationSeparator/>
+      </w:r>
+    </w:p>
+  </w:endnote>
+</w:endnotes>
+</file>
+
+<file path=word/footnotes.xml><?xml version="1.0" encoding="utf-8"?>
+<w:footnotes xmlns:wpc="http://schemas.microsoft.com/office/word/2010/wordprocessingCanvas" xmlns:cx="http://schemas.microsoft.com/office/drawing/2014/chartex" xmlns:cx1="http://schemas.microsoft.com/office/drawing/2015/9/8/chartex" xmlns:cx2="http://schemas.microsoft.com/office/drawing/2015/10/21/chartex" xmlns:cx3="http://schemas.microsoft.com/office/drawing/2016/5/9/chartex" xmlns:cx4="http://schemas.microsoft.com/office/drawing/2016/5/10/chartex" xmlns:cx5="http://schemas.microsoft.com/office/drawing/2016/5/11/chartex" xmlns:cx6="http://schemas.microsoft.com/office/drawing/2016/5/12/chartex" xmlns:cx7="http://schemas.microsoft.com/office/drawing/2016/5/13/chartex" xmlns:cx8="http://schemas.microsoft.com/office/drawing/2016/5/14/chartex" xmlns:mc="http://schemas.openxmlformats.org/markup-compatibility/2006" xmlns:aink="http://schemas.microsoft.com/office/drawing/2016/ink" xmlns:am3d="http://schemas.microsoft.com/office/drawing/2017/model3d" xmlns:o="urn:schemas-microsoft-com:office:office" xmlns:r="http://schemas.openxmlformats.org/officeDocument/2006/relationships" xmlns:m="http://schemas.openxmlformats.org/officeDocument/2006/math" xmlns:v="urn:schemas-microsoft-com:vml" xmlns:wp14="http://schemas.microsoft.com/office/word/2010/wordprocessingDrawing" xmlns:wp="http://schemas.openxmlformats.org/drawingml/2006/wordprocessingDrawing" xmlns:w10="urn:schemas-microsoft-com:office:word" xmlns:w="http://schemas.openxmlformats.org/wordprocessingml/2006/main" xmlns:w14="http://schemas.microsoft.com/office/word/2010/wordml" xmlns:w15="http://schemas.microsoft.com/office/word/2012/wordml" xmlns:w16cex="http://schemas.microsoft.com/office/word/2018/wordml/cex" xmlns:w16cid="http://schemas.microsoft.com/office/word/2016/wordml/cid" xmlns:w16="http://schemas.microsoft.com/office/word/2018/wordml" xmlns:w16sdtdh="http://schemas.microsoft.com/office/word/2020/wordml/sdtdatahash" xmlns:w16se="http://schemas.microsoft.com/office/word/2015/wordml/symex" xmlns:wpg="http://schemas.microsoft.com/office/word/2010/wordprocessingGroup" xmlns:wpi="http://schemas.microsoft.com/office/word/2010/wordprocessingInk" xmlns:wne="http://schemas.microsoft.com/office/word/2006/wordml" xmlns:wps="http://schemas.microsoft.com/office/word/2010/wordprocessingShape" mc:Ignorable="w14 w15 w16se w16cid w16 w16cex w16sdtdh wp14">
+  <w:footnote w:type="separator" w:id="-1">
+    <w:p>
+      <w:pPr>
+        <w:spacing w:after="0" w:line="240" w:lineRule="auto"/>
+      </w:pPr>
+      <w:r>
+        <w:separator/>
+      </w:r>
+    </w:p>
+  </w:footnote>
+  <w:footnote w:type="continuationSeparator" w:id="0">
+    <w:p>
+      <w:pPr>
+        <w:spacing w:after="0" w:line="240" w:lineRule="auto"/>
+      </w:pPr>
+      <w:r>
+        <w:continuationSeparator/>
+      </w:r>
+    </w:p>
+  </w:footnote>
+</w:footnotes>
 </file>
 
 <file path=word/styles.xml><?xml version="1.0" encoding="utf-8"?>
@@ -2243,6 +3078,50 @@
       <w:szCs w:val="20"/>
     </w:rPr>
   </w:style>
+  <w:style w:type="paragraph" w:styleId="Encabezado">
+    <w:name w:val="header"/>
+    <w:basedOn w:val="Normal"/>
+    <w:link w:val="EncabezadoCar"/>
+    <w:uiPriority w:val="99"/>
+    <w:unhideWhenUsed/>
+    <w:rsid w:val="006E0B2D"/>
+    <w:pPr>
+      <w:tabs>
+        <w:tab w:val="center" w:pos="4252"/>
+        <w:tab w:val="right" w:pos="8504"/>
+      </w:tabs>
+      <w:spacing w:after="0" w:line="240" w:lineRule="auto"/>
+    </w:pPr>
+  </w:style>
+  <w:style w:type="character" w:customStyle="1" w:styleId="EncabezadoCar">
+    <w:name w:val="Encabezado Car"/>
+    <w:basedOn w:val="Fuentedeprrafopredeter"/>
+    <w:link w:val="Encabezado"/>
+    <w:uiPriority w:val="99"/>
+    <w:rsid w:val="006E0B2D"/>
+  </w:style>
+  <w:style w:type="paragraph" w:styleId="Piedepgina">
+    <w:name w:val="footer"/>
+    <w:basedOn w:val="Normal"/>
+    <w:link w:val="PiedepginaCar"/>
+    <w:uiPriority w:val="99"/>
+    <w:unhideWhenUsed/>
+    <w:rsid w:val="006E0B2D"/>
+    <w:pPr>
+      <w:tabs>
+        <w:tab w:val="center" w:pos="4252"/>
+        <w:tab w:val="right" w:pos="8504"/>
+      </w:tabs>
+      <w:spacing w:after="0" w:line="240" w:lineRule="auto"/>
+    </w:pPr>
+  </w:style>
+  <w:style w:type="character" w:customStyle="1" w:styleId="PiedepginaCar">
+    <w:name w:val="Pie de página Car"/>
+    <w:basedOn w:val="Fuentedeprrafopredeter"/>
+    <w:link w:val="Piedepgina"/>
+    <w:uiPriority w:val="99"/>
+    <w:rsid w:val="006E0B2D"/>
+  </w:style>
 </w:styles>
 </file>
 
